--- a/plan/proposal/NutriScan_CSE491_Proposal_v1.docx
+++ b/plan/proposal/NutriScan_CSE491_Proposal_v1.docx
@@ -233,7 +233,7 @@
               <w:spacing w:after="60"/>
             </w:pPr>
             <w:r>
-              <w:t>[GROUP NO]</w:t>
+              <w:t>9</w:t>
             </w:r>
           </w:p>
         </w:tc>
@@ -302,7 +302,7 @@
               <w:spacing w:after="60"/>
             </w:pPr>
             <w:r>
-              <w:t>Res. Asst. Dr. Taha Yiğit Alkan</w:t>
+              <w:t>Dr. Taha Yiğit Alkan</w:t>
             </w:r>
           </w:p>
         </w:tc>
@@ -5849,7 +5849,7 @@
     </w:p>
     <w:p>
       <w:r>
-        <w:t>[1] Türk Gıda Kodeksi Gıda Etiketleme ve Tüketicileri Bilgilendirme Yönetmeliği, Resmî Gazete 29960, 26.01.2017.</w:t>
+        <w:t>[1] Türk Gıda Kodeksi Gıda Etiketleme ve Tüketicileri Bilgilendirme Yönetmeliği, Resmî Gazete 29960 (mükerrer), 26.01.2017.</w:t>
       </w:r>
     </w:p>
     <w:p>
@@ -5874,7 +5874,7 @@
     </w:p>
     <w:p>
       <w:r>
-        <w:t>[6] A. P. Davis et al., "Comparative Toxicogenomics Database (CTD): update 2025," Nucleic Acids Research, vol. 53, no. D1, p. D1328, 2025.</w:t>
+        <w:t>[6] A. P. Davis et al., "Comparative Toxicogenomics Database's 20th anniversary: update 2025," Nucleic Acids Research, vol. 53, no. D1, pp. D1328–D1334, 2025.</w:t>
       </w:r>
     </w:p>
     <w:p>
@@ -5884,17 +5884,17 @@
     </w:p>
     <w:p>
       <w:r>
-        <w:t>[8] M. Sung et al., "Biomedical Entity Representations with Synonym Marginalization," in Proc. ACL, 2020, pp. 3641–3650.</w:t>
+        <w:t>[8] M. Sung, H. Jeon, J. Lee and J. Kang, "Biomedical Entity Representations with Synonym Marginalization," in Proc. 58th Annual Meeting of the ACL, 2020, pp. 3641–3650.</w:t>
       </w:r>
     </w:p>
     <w:p>
       <w:r>
-        <w:t>[9] F. Liu et al., "Self-Alignment Pretraining for Biomedical Entity Representations," in Proc. NAACL-HLT, 2021, pp. 4228–4238.</w:t>
+        <w:t>[9] F. Liu, E. Shareghi, Z. Meng, M. Basaldella and N. Collier, "Self-Alignment Pretraining for Biomedical Entity Representations," in Proc. NAACL-HLT, 2021, pp. 4228–4238.</w:t>
       </w:r>
     </w:p>
     <w:p>
       <w:r>
-        <w:t>[10] Türk Gıda Kodeksi Gıda Katkı Maddeleri Yönetmeliği, current consolidated text, https://www.mevzuat.gov.tr</w:t>
+        <w:t>[10] Türk Gıda Kodeksi Gıda Katkı Maddeleri Yönetmeliği, Resmî Gazete 28693, 30.06.2013 (with later amendments).</w:t>
       </w:r>
     </w:p>
     <w:p>
@@ -5909,22 +5909,22 @@
     </w:p>
     <w:p>
       <w:r>
-        <w:t>[13] American Diabetes Association, "Standards of Care in Diabetes—2026, Section 5," Diabetes Care, vol. 49, suppl. 1, 2026.</w:t>
+        <w:t>[13] American Diabetes Association Professional Practice Committee, "5. Facilitating Positive Health Behaviors and Well-being to Improve Health Outcomes: Standards of Care in Diabetes—2026," Diabetes Care, vol. 49, suppl. 1, pp. S89–S131, 2026, doi:10.2337/dc26-S005.</w:t>
       </w:r>
     </w:p>
     <w:p>
       <w:r>
-        <w:t>[14] KDIGO, "2024 Clinical Practice Guideline for the Evaluation and Management of Chronic Kidney Disease," Kidney International, vol. 105, no. 4S, 2024.</w:t>
+        <w:t>[14] KDIGO CKD Work Group, "KDIGO 2024 Clinical Practice Guideline for the Evaluation and Management of Chronic Kidney Disease," Kidney International, vol. 105, no. 4S, pp. S117–S314, 2024, doi:10.1016/j.kint.2023.10.018.</w:t>
       </w:r>
     </w:p>
     <w:p>
       <w:r>
-        <w:t>[15] FooDB, data compliance and licence, https://foodb.ca/compliance</w:t>
+        <w:t>[15] FooDB Version 1.0, licence statement (CC BY-NC 4.0), https://foodb.ca/</w:t>
       </w:r>
     </w:p>
     <w:p>
       <w:r>
-        <w:t>[16] TİTCK, Tıbbi Cihaz Yönetmeliği, Resmî Gazete 31499, 2021; Regulation (EU) 2017/745.</w:t>
+        <w:t>[16] TİTCK, Tıbbi Cihaz Yönetmeliği, Resmî Gazete 31499 (mükerrer), 02.06.2021; Regulation (EU) 2017/745 on medical devices.</w:t>
       </w:r>
     </w:p>
     <w:p>

--- a/plan/proposal/NutriScan_CSE491_Proposal_v1.docx
+++ b/plan/proposal/NutriScan_CSE491_Proposal_v1.docx
@@ -5879,7 +5879,7 @@
     </w:p>
     <w:p>
       <w:r>
-        <w:t>[7] WHO, "Evaluations of the Joint FAO/WHO Expert Committee on Food Additives (JECFA)," https://apps.who.int/food-additives-contaminants-jecfa-database/</w:t>
+        <w:t>[7] WHO, JECFA evaluations database, https://apps.who.int/food-additives-contaminants-jecfa-database/</w:t>
       </w:r>
     </w:p>
     <w:p>
@@ -5899,7 +5899,7 @@
     </w:p>
     <w:p>
       <w:r>
-        <w:t>[11] Open Food Facts, ingredients taxonomy, https://github.com/openfoodfacts/openfoodfacts-server/blob/main/taxonomies/food/ingredients.txt</w:t>
+        <w:t>[11] Open Food Facts, ingredients taxonomy (taxonomies/food/ingredients.txt), github.com/openfoodfacts/openfoodfacts-server</w:t>
       </w:r>
     </w:p>
     <w:p>
@@ -5924,7 +5924,7 @@
     </w:p>
     <w:p>
       <w:r>
-        <w:t>[16] TİTCK, Tıbbi Cihaz Yönetmeliği, Resmî Gazete 31499 (mükerrer), 02.06.2021; Regulation (EU) 2017/745 on medical devices.</w:t>
+        <w:t>[16] Tıbbi Cihaz Yönetmeliği, Resmî Gazete 31499 (mükerrer), 02.06.2021; Regulation (EU) 2017/745.</w:t>
       </w:r>
     </w:p>
     <w:p>
@@ -6297,7 +6297,14 @@
         </w:tc>
       </w:tr>
     </w:tbl>
-    <w:p/>
+    <w:p>
+      <w:pPr>
+        <w:spacing w:before="0" w:after="0" w:line="20" w:lineRule="exact"/>
+        <w:rPr>
+          <w:sz w:val="2"/>
+        </w:rPr>
+      </w:pPr>
+    </w:p>
     <w:sectPr>
       <w:pgSz w:w="11906" w:h="16838"/>
       <w:pgMar w:top="900" w:right="850" w:bottom="850" w:left="850" w:header="708" w:footer="708" w:gutter="0"/>
